--- a/docs/Lessons/Lesson 12 - Hearing It Happen/Keys/Lesson_12_Key_GDevelop.docx
+++ b/docs/Lessons/Lesson 12 - Hearing It Happen/Keys/Lesson_12_Key_GDevelop.docx
@@ -108,7 +108,7 @@
         <w:spacing w:after="160"/>
       </w:pPr>
       <w:r>
-        <w:t xml:space="preserve">No new GDevelop mechanism this week - the "Play a sound" action was already fully established by Lesson 3, so this lesson is purely about adding it to the correct existing events (from Lessons 4, 6, 8, 10, 11).</w:t>
+        <w:t xml:space="preserve">No new GDevelop mechanism this week - the "Play a sound" action was already fully established by Lesson 3, so this lesson is purely about adding it to the correct existing events (from Lessons 4, 6, 8, 11), plus one brand-new event.</w:t>
       </w:r>
     </w:p>
     <w:p>
@@ -142,7 +142,20 @@
         <w:spacing w:after="60"/>
       </w:pPr>
       <w:r>
-        <w:t xml:space="preserve">sfx_wave.wav and sfx_lose.wav are the two genuinely new sounds, added to the exact two events Lesson 11 and Lesson 8/10 already built: the advance-wave event and the lose event.</w:t>
+        <w:t xml:space="preserve">sfx_wave.wav is the one genuinely new sound this week, added to the advance-wave event Lesson 11 already built.</w:t>
+      </w:r>
+    </w:p>
+    <w:p>
+      <w:pPr>
+        <w:pStyle w:val="ListParagraph"/>
+        <w:numPr>
+          <w:ilvl w:val="0"/>
+          <w:numId w:val="2"/>
+        </w:numPr>
+        <w:spacing w:after="60"/>
+      </w:pPr>
+      <w:r>
+        <w:t xml:space="preserve">sfx_gameover.wav, optional since Lesson 8, becomes mandatory starting today - if a student skipped it, this is the lesson where it has to go in.</w:t>
       </w:r>
     </w:p>
     <w:p>
@@ -210,7 +223,7 @@
         <w:spacing w:after="60"/>
       </w:pPr>
       <w:r>
-        <w:t xml:space="preserve">Ask students to identify, for each of the five Play-a-sound actions, which single event it lives on and why that's the correct event (not a nearby one that looks similar).</w:t>
+        <w:t xml:space="preserve">Ask students to identify, for each Play-a-sound action (shoot, hit, win, wave, lifelost, gameover), which single event it lives on and why that's the correct event (not a nearby one that looks similar).</w:t>
       </w:r>
     </w:p>
     <w:p>
@@ -244,7 +257,7 @@
         <w:spacing w:after="60"/>
       </w:pPr>
       <w:r>
-        <w:t xml:space="preserve">Adding a sound action to the wrong one of the two wave-related events (full-win vs. advance-wave), causing the wrong sound at the wrong moment.</w:t>
+        <w:t xml:space="preserve">Adding the sfx_wave.wav action to the wrong one of the two wave-related events (full-win vs. advance-wave), causing the wrong sound at the wrong moment.</w:t>
       </w:r>
     </w:p>
     <w:p>
@@ -270,7 +283,7 @@
         <w:spacing w:after="60"/>
       </w:pPr>
       <w:r>
-        <w:t xml:space="preserve">Referencing a sound file name with a typo, which GDevelop silently accepts and simply plays nothing.</w:t>
+        <w:t xml:space="preserve">Skipping sfx_gameover.wav because it was optional before - it's mandatory as of this lesson.</w:t>
       </w:r>
     </w:p>
     <w:sectPr>
